--- a/internal_doc/05.测试设计/story/sequoia-S3/Story-SequoiaDB兼容AmazonS3接口_桶管理测试设计.docx
+++ b/internal_doc/05.测试设计/story/sequoia-S3/Story-SequoiaDB兼容AmazonS3接口_桶管理测试设计.docx
@@ -3797,7 +3797,7 @@
           <w:p>
             <w:pPr>
               <w:rPr>
-                <w:rFonts w:cstheme="minorHAnsi" w:hint="eastAsia"/>
+                <w:rFonts w:cstheme="minorHAnsi"/>
                 <w:b/>
               </w:rPr>
             </w:pPr>
@@ -4509,13 +4509,7 @@
         </w:tc>
       </w:tr>
     </w:tbl>
-    <w:p>
-      <w:pPr>
-        <w:rPr>
-          <w:rFonts w:hint="eastAsia"/>
-        </w:rPr>
-      </w:pPr>
-    </w:p>
+    <w:p/>
     <w:p>
       <w:r>
         <w:rPr>
@@ -4829,9 +4823,6 @@
         <w:tabs>
           <w:tab w:val="left" w:pos="4341"/>
         </w:tabs>
-        <w:rPr>
-          <w:rFonts w:hint="eastAsia"/>
-        </w:rPr>
       </w:pPr>
     </w:p>
     <w:p>
@@ -4839,9 +4830,6 @@
         <w:tabs>
           <w:tab w:val="left" w:pos="4341"/>
         </w:tabs>
-        <w:rPr>
-          <w:rFonts w:hint="eastAsia"/>
-        </w:rPr>
       </w:pPr>
       <w:r>
         <w:rPr>
@@ -4867,9 +4855,6 @@
         <w:tabs>
           <w:tab w:val="left" w:pos="4341"/>
         </w:tabs>
-        <w:rPr>
-          <w:rFonts w:hint="eastAsia"/>
-        </w:rPr>
       </w:pPr>
       <w:r>
         <w:rPr>
@@ -5098,9 +5083,6 @@
           <w:numId w:val="6"/>
         </w:numPr>
         <w:ind w:firstLineChars="0"/>
-        <w:rPr>
-          <w:rFonts w:hint="eastAsia"/>
-        </w:rPr>
       </w:pPr>
       <w:bookmarkStart w:id="6" w:name="_Toc430105217"/>
       <w:r>
@@ -5118,9 +5100,6 @@
           <w:numId w:val="6"/>
         </w:numPr>
         <w:ind w:firstLineChars="0"/>
-        <w:rPr>
-          <w:rFonts w:hint="eastAsia"/>
-        </w:rPr>
       </w:pPr>
       <w:r>
         <w:rPr>
@@ -5764,7 +5743,7 @@
                     <a:blip r:embed="rId11">
                       <a:extLst>
                         <a:ext uri="{28A0092B-C50C-407E-A947-70E740481C1C}">
-                          <a14:useLocalDpi xmlns:a14="http://schemas.microsoft.com/office/drawing/2010/main" xmlns:wps="http://schemas.microsoft.com/office/word/2010/wordprocessingShape" xmlns:wpi="http://schemas.microsoft.com/office/word/2010/wordprocessingInk" xmlns:wpg="http://schemas.microsoft.com/office/word/2010/wordprocessingGroup" xmlns:w16se="http://schemas.microsoft.com/office/word/2015/wordml/symex" xmlns:w15="http://schemas.microsoft.com/office/word/2012/wordml" xmlns:w14="http://schemas.microsoft.com/office/word/2010/wordml" xmlns:w="http://schemas.openxmlformats.org/wordprocessingml/2006/main" xmlns:w10="urn:schemas-microsoft-com:office:word" xmlns:wp14="http://schemas.microsoft.com/office/word/2010/wordprocessingDrawing" xmlns:v="urn:schemas-microsoft-com:vml" xmlns:o="urn:schemas-microsoft-com:office:office" xmlns:mc="http://schemas.openxmlformats.org/markup-compatibility/2006" xmlns:cx="http://schemas.microsoft.com/office/drawing/2014/chartex" xmlns:wpc="http://schemas.microsoft.com/office/word/2010/wordprocessingCanvas" xmlns="" val="0"/>
+                          <a14:useLocalDpi xmlns="" xmlns:wpc="http://schemas.microsoft.com/office/word/2010/wordprocessingCanvas" xmlns:cx="http://schemas.microsoft.com/office/drawing/2014/chartex" xmlns:mc="http://schemas.openxmlformats.org/markup-compatibility/2006" xmlns:o="urn:schemas-microsoft-com:office:office" xmlns:v="urn:schemas-microsoft-com:vml" xmlns:wp14="http://schemas.microsoft.com/office/word/2010/wordprocessingDrawing" xmlns:w10="urn:schemas-microsoft-com:office:word" xmlns:w="http://schemas.openxmlformats.org/wordprocessingml/2006/main" xmlns:w14="http://schemas.microsoft.com/office/word/2010/wordml" xmlns:w15="http://schemas.microsoft.com/office/word/2012/wordml" xmlns:w16se="http://schemas.microsoft.com/office/word/2015/wordml/symex" xmlns:wpg="http://schemas.microsoft.com/office/word/2010/wordprocessingGroup" xmlns:wpi="http://schemas.microsoft.com/office/word/2010/wordprocessingInk" xmlns:wps="http://schemas.microsoft.com/office/word/2010/wordprocessingShape" xmlns:a14="http://schemas.microsoft.com/office/drawing/2010/main" val="0"/>
                         </a:ext>
                       </a:extLst>
                     </a:blip>
@@ -6027,7 +6006,7 @@
                     <a:blip r:embed="rId12">
                       <a:extLst>
                         <a:ext uri="{28A0092B-C50C-407E-A947-70E740481C1C}">
-                          <a14:useLocalDpi xmlns:a14="http://schemas.microsoft.com/office/drawing/2010/main" xmlns:wps="http://schemas.microsoft.com/office/word/2010/wordprocessingShape" xmlns:wpi="http://schemas.microsoft.com/office/word/2010/wordprocessingInk" xmlns:wpg="http://schemas.microsoft.com/office/word/2010/wordprocessingGroup" xmlns:w16se="http://schemas.microsoft.com/office/word/2015/wordml/symex" xmlns:w15="http://schemas.microsoft.com/office/word/2012/wordml" xmlns:w14="http://schemas.microsoft.com/office/word/2010/wordml" xmlns:w="http://schemas.openxmlformats.org/wordprocessingml/2006/main" xmlns:w10="urn:schemas-microsoft-com:office:word" xmlns:wp14="http://schemas.microsoft.com/office/word/2010/wordprocessingDrawing" xmlns:v="urn:schemas-microsoft-com:vml" xmlns:o="urn:schemas-microsoft-com:office:office" xmlns:mc="http://schemas.openxmlformats.org/markup-compatibility/2006" xmlns:cx="http://schemas.microsoft.com/office/drawing/2014/chartex" xmlns:wpc="http://schemas.microsoft.com/office/word/2010/wordprocessingCanvas" xmlns="" val="0"/>
+                          <a14:useLocalDpi xmlns="" xmlns:wpc="http://schemas.microsoft.com/office/word/2010/wordprocessingCanvas" xmlns:cx="http://schemas.microsoft.com/office/drawing/2014/chartex" xmlns:mc="http://schemas.openxmlformats.org/markup-compatibility/2006" xmlns:o="urn:schemas-microsoft-com:office:office" xmlns:v="urn:schemas-microsoft-com:vml" xmlns:wp14="http://schemas.microsoft.com/office/word/2010/wordprocessingDrawing" xmlns:w10="urn:schemas-microsoft-com:office:word" xmlns:w="http://schemas.openxmlformats.org/wordprocessingml/2006/main" xmlns:w14="http://schemas.microsoft.com/office/word/2010/wordml" xmlns:w15="http://schemas.microsoft.com/office/word/2012/wordml" xmlns:w16se="http://schemas.microsoft.com/office/word/2015/wordml/symex" xmlns:wpg="http://schemas.microsoft.com/office/word/2010/wordprocessingGroup" xmlns:wpi="http://schemas.microsoft.com/office/word/2010/wordprocessingInk" xmlns:wps="http://schemas.microsoft.com/office/word/2010/wordprocessingShape" xmlns:a14="http://schemas.microsoft.com/office/drawing/2010/main" val="0"/>
                         </a:ext>
                       </a:extLst>
                     </a:blip>
@@ -6098,6 +6077,9 @@
     </w:p>
     <w:p>
       <w:r>
+        <w:rPr>
+          <w:noProof/>
+        </w:rPr>
         <w:drawing>
           <wp:inline distT="0" distB="0" distL="0" distR="0">
             <wp:extent cx="5274310" cy="3850644"/>
@@ -6119,7 +6101,7 @@
                     <a:blip r:embed="rId13">
                       <a:extLst>
                         <a:ext uri="{28A0092B-C50C-407E-A947-70E740481C1C}">
-                          <a14:useLocalDpi xmlns:a14="http://schemas.microsoft.com/office/drawing/2010/main" xmlns:wps="http://schemas.microsoft.com/office/word/2010/wordprocessingShape" xmlns:wpi="http://schemas.microsoft.com/office/word/2010/wordprocessingInk" xmlns:wpg="http://schemas.microsoft.com/office/word/2010/wordprocessingGroup" xmlns:w16se="http://schemas.microsoft.com/office/word/2015/wordml/symex" xmlns:w15="http://schemas.microsoft.com/office/word/2012/wordml" xmlns:w14="http://schemas.microsoft.com/office/word/2010/wordml" xmlns:w="http://schemas.openxmlformats.org/wordprocessingml/2006/main" xmlns:w10="urn:schemas-microsoft-com:office:word" xmlns:wp14="http://schemas.microsoft.com/office/word/2010/wordprocessingDrawing" xmlns:v="urn:schemas-microsoft-com:vml" xmlns:o="urn:schemas-microsoft-com:office:office" xmlns:mc="http://schemas.openxmlformats.org/markup-compatibility/2006" xmlns:cx="http://schemas.microsoft.com/office/drawing/2014/chartex" xmlns:wpc="http://schemas.microsoft.com/office/word/2010/wordprocessingCanvas" xmlns="" val="0"/>
+                          <a14:useLocalDpi xmlns="" xmlns:wpc="http://schemas.microsoft.com/office/word/2010/wordprocessingCanvas" xmlns:cx="http://schemas.microsoft.com/office/drawing/2014/chartex" xmlns:mc="http://schemas.openxmlformats.org/markup-compatibility/2006" xmlns:o="urn:schemas-microsoft-com:office:office" xmlns:v="urn:schemas-microsoft-com:vml" xmlns:wp14="http://schemas.microsoft.com/office/word/2010/wordprocessingDrawing" xmlns:w10="urn:schemas-microsoft-com:office:word" xmlns:w="http://schemas.openxmlformats.org/wordprocessingml/2006/main" xmlns:w14="http://schemas.microsoft.com/office/word/2010/wordml" xmlns:w15="http://schemas.microsoft.com/office/word/2012/wordml" xmlns:w16se="http://schemas.microsoft.com/office/word/2015/wordml/symex" xmlns:wpg="http://schemas.microsoft.com/office/word/2010/wordprocessingGroup" xmlns:wpi="http://schemas.microsoft.com/office/word/2010/wordprocessingInk" xmlns:wps="http://schemas.microsoft.com/office/word/2010/wordprocessingShape" xmlns:a14="http://schemas.microsoft.com/office/drawing/2010/main" val="0"/>
                         </a:ext>
                       </a:extLst>
                     </a:blip>
@@ -6312,9 +6294,6 @@
           <w:numId w:val="9"/>
         </w:numPr>
         <w:ind w:firstLineChars="0"/>
-        <w:rPr>
-          <w:rFonts w:hint="eastAsia"/>
-        </w:rPr>
       </w:pPr>
       <w:bookmarkStart w:id="15" w:name="_Toc430105225"/>
       <w:r>
@@ -6344,9 +6323,6 @@
           <w:numId w:val="9"/>
         </w:numPr>
         <w:ind w:firstLineChars="0"/>
-        <w:rPr>
-          <w:rFonts w:hint="eastAsia"/>
-        </w:rPr>
       </w:pPr>
       <w:r>
         <w:rPr>
@@ -6375,9 +6351,6 @@
           <w:numId w:val="9"/>
         </w:numPr>
         <w:ind w:firstLineChars="0"/>
-        <w:rPr>
-          <w:rFonts w:hint="eastAsia"/>
-        </w:rPr>
       </w:pPr>
       <w:r>
         <w:rPr>
@@ -6406,6 +6379,7 @@
           <w:rFonts w:ascii="Arial" w:hAnsi="Arial" w:cs="Arial"/>
         </w:rPr>
       </w:pPr>
+      <w:commentRangeStart w:id="16"/>
       <w:r>
         <w:rPr>
           <w:rFonts w:ascii="Arial" w:cs="Arial"/>
@@ -6417,6 +6391,16 @@
           <w:rFonts w:ascii="Arial" w:cs="Arial"/>
         </w:rPr>
         <w:t>分析和设计</w:t>
+      </w:r>
+      <w:commentRangeEnd w:id="16"/>
+      <w:r>
+        <w:rPr>
+          <w:rStyle w:val="CommentReference"/>
+          <w:rFonts w:asciiTheme="minorHAnsi" w:eastAsiaTheme="minorEastAsia" w:hAnsiTheme="minorHAnsi" w:cstheme="minorBidi"/>
+          <w:bCs w:val="0"/>
+          <w:snapToGrid/>
+        </w:rPr>
+        <w:commentReference w:id="16"/>
       </w:r>
       <w:r>
         <w:rPr>
@@ -6430,9 +6414,6 @@
       <w:pPr>
         <w:spacing w:line="276" w:lineRule="auto"/>
         <w:ind w:firstLine="420"/>
-        <w:rPr>
-          <w:rFonts w:hint="eastAsia"/>
-        </w:rPr>
       </w:pPr>
       <w:r>
         <w:rPr>
@@ -6463,9 +6444,6 @@
       <w:pPr>
         <w:spacing w:line="276" w:lineRule="auto"/>
         <w:ind w:firstLine="420"/>
-        <w:rPr>
-          <w:rFonts w:hint="eastAsia"/>
-        </w:rPr>
       </w:pPr>
       <w:r>
         <w:rPr>
@@ -6484,9 +6462,6 @@
       <w:pPr>
         <w:spacing w:line="276" w:lineRule="auto"/>
         <w:ind w:firstLine="420"/>
-        <w:rPr>
-          <w:rFonts w:hint="eastAsia"/>
-        </w:rPr>
       </w:pPr>
       <w:r>
         <w:rPr>
@@ -6593,7 +6568,6 @@
               <w:spacing w:line="276" w:lineRule="auto"/>
               <w:ind w:firstLineChars="0"/>
               <w:rPr>
-                <w:rFonts w:hint="eastAsia"/>
                 <w:szCs w:val="20"/>
               </w:rPr>
             </w:pPr>
@@ -6622,7 +6596,6 @@
               <w:spacing w:line="276" w:lineRule="auto"/>
               <w:ind w:firstLineChars="0"/>
               <w:rPr>
-                <w:rFonts w:hint="eastAsia"/>
                 <w:szCs w:val="20"/>
               </w:rPr>
             </w:pPr>
@@ -6644,7 +6617,6 @@
               <w:spacing w:line="276" w:lineRule="auto"/>
               <w:ind w:firstLineChars="0"/>
               <w:rPr>
-                <w:rFonts w:hint="eastAsia"/>
                 <w:szCs w:val="20"/>
               </w:rPr>
             </w:pPr>
@@ -6666,7 +6638,6 @@
               <w:spacing w:line="276" w:lineRule="auto"/>
               <w:ind w:firstLineChars="0"/>
               <w:rPr>
-                <w:rFonts w:hint="eastAsia"/>
                 <w:szCs w:val="20"/>
               </w:rPr>
             </w:pPr>
@@ -6688,7 +6659,6 @@
               <w:spacing w:line="276" w:lineRule="auto"/>
               <w:ind w:firstLineChars="0"/>
               <w:rPr>
-                <w:rFonts w:hint="eastAsia"/>
                 <w:szCs w:val="20"/>
               </w:rPr>
             </w:pPr>
@@ -6803,7 +6773,6 @@
               <w:spacing w:line="276" w:lineRule="auto"/>
               <w:ind w:firstLineChars="0"/>
               <w:rPr>
-                <w:rFonts w:hint="eastAsia"/>
                 <w:szCs w:val="20"/>
               </w:rPr>
             </w:pPr>
@@ -6857,9 +6826,6 @@
           <w:p>
             <w:pPr>
               <w:spacing w:line="276" w:lineRule="auto"/>
-              <w:rPr>
-                <w:rFonts w:hint="eastAsia"/>
-              </w:rPr>
             </w:pPr>
             <w:r>
               <w:rPr>
@@ -6877,9 +6843,6 @@
           <w:p>
             <w:pPr>
               <w:spacing w:line="276" w:lineRule="auto"/>
-              <w:rPr>
-                <w:rFonts w:hint="eastAsia"/>
-              </w:rPr>
             </w:pPr>
             <w:r>
               <w:rPr>
@@ -6935,9 +6898,6 @@
       <w:pPr>
         <w:spacing w:line="276" w:lineRule="auto"/>
         <w:ind w:left="420"/>
-        <w:rPr>
-          <w:rFonts w:hint="eastAsia"/>
-        </w:rPr>
       </w:pPr>
       <w:r>
         <w:rPr>
@@ -7133,9 +7093,6 @@
                 <w:numId w:val="12"/>
               </w:numPr>
               <w:ind w:firstLineChars="0"/>
-              <w:rPr>
-                <w:rFonts w:hint="eastAsia"/>
-              </w:rPr>
             </w:pPr>
             <w:r>
               <w:rPr>
@@ -7170,9 +7127,6 @@
                 <w:numId w:val="12"/>
               </w:numPr>
               <w:ind w:firstLineChars="0"/>
-              <w:rPr>
-                <w:rFonts w:hint="eastAsia"/>
-              </w:rPr>
             </w:pPr>
             <w:r>
               <w:rPr>
@@ -7244,7 +7198,7 @@
               <w:spacing w:line="276" w:lineRule="auto"/>
               <w:ind w:firstLineChars="0"/>
               <w:rPr>
-                <w:rFonts w:ascii="Arial" w:hAnsi="Arial" w:cs="Arial" w:hint="eastAsia"/>
+                <w:rFonts w:ascii="Arial" w:hAnsi="Arial" w:cs="Arial"/>
               </w:rPr>
             </w:pPr>
             <w:r>
@@ -7294,7 +7248,7 @@
               <w:spacing w:line="276" w:lineRule="auto"/>
               <w:ind w:firstLineChars="0"/>
               <w:rPr>
-                <w:rFonts w:ascii="Arial" w:hAnsi="Arial" w:cs="Arial" w:hint="eastAsia"/>
+                <w:rFonts w:ascii="Arial" w:hAnsi="Arial" w:cs="Arial"/>
               </w:rPr>
             </w:pPr>
             <w:r>
@@ -7314,7 +7268,7 @@
               <w:spacing w:line="276" w:lineRule="auto"/>
               <w:ind w:firstLineChars="0"/>
               <w:rPr>
-                <w:rFonts w:ascii="Arial" w:hAnsi="Arial" w:cs="Arial" w:hint="eastAsia"/>
+                <w:rFonts w:ascii="Arial" w:hAnsi="Arial" w:cs="Arial"/>
               </w:rPr>
             </w:pPr>
             <w:r>
@@ -7334,7 +7288,7 @@
               <w:spacing w:line="276" w:lineRule="auto"/>
               <w:ind w:firstLineChars="0"/>
               <w:rPr>
-                <w:rFonts w:ascii="Arial" w:hAnsi="Arial" w:cs="Arial" w:hint="eastAsia"/>
+                <w:rFonts w:ascii="Arial" w:hAnsi="Arial" w:cs="Arial"/>
               </w:rPr>
             </w:pPr>
             <w:r>
@@ -7504,18 +7458,12 @@
       <w:pPr>
         <w:spacing w:line="276" w:lineRule="auto"/>
         <w:ind w:left="420"/>
-        <w:rPr>
-          <w:rFonts w:hint="eastAsia"/>
-        </w:rPr>
       </w:pPr>
     </w:p>
     <w:p>
       <w:pPr>
         <w:spacing w:line="276" w:lineRule="auto"/>
         <w:ind w:firstLine="420"/>
-        <w:rPr>
-          <w:rFonts w:hint="eastAsia"/>
-        </w:rPr>
       </w:pPr>
       <w:r>
         <w:rPr>
@@ -7534,9 +7482,6 @@
       <w:pPr>
         <w:spacing w:line="276" w:lineRule="auto"/>
         <w:ind w:firstLine="420"/>
-        <w:rPr>
-          <w:rFonts w:hint="eastAsia"/>
-        </w:rPr>
       </w:pPr>
       <w:r>
         <w:rPr>
@@ -7637,7 +7582,6 @@
               <w:spacing w:line="276" w:lineRule="auto"/>
               <w:ind w:firstLineChars="0"/>
               <w:rPr>
-                <w:rFonts w:hint="eastAsia"/>
                 <w:szCs w:val="20"/>
               </w:rPr>
             </w:pPr>
@@ -7659,7 +7603,6 @@
               <w:spacing w:line="276" w:lineRule="auto"/>
               <w:ind w:firstLineChars="0"/>
               <w:rPr>
-                <w:rFonts w:hint="eastAsia"/>
                 <w:szCs w:val="20"/>
               </w:rPr>
             </w:pPr>
@@ -7681,7 +7624,6 @@
               <w:spacing w:line="276" w:lineRule="auto"/>
               <w:ind w:firstLineChars="0"/>
               <w:rPr>
-                <w:rFonts w:hint="eastAsia"/>
                 <w:szCs w:val="20"/>
               </w:rPr>
             </w:pPr>
@@ -7815,9 +7757,6 @@
           <w:p>
             <w:pPr>
               <w:spacing w:line="276" w:lineRule="auto"/>
-              <w:rPr>
-                <w:rFonts w:hint="eastAsia"/>
-              </w:rPr>
             </w:pPr>
             <w:r>
               <w:rPr>
@@ -7841,7 +7780,6 @@
               <w:spacing w:line="276" w:lineRule="auto"/>
               <w:ind w:firstLineChars="0"/>
               <w:rPr>
-                <w:rFonts w:hint="eastAsia"/>
                 <w:szCs w:val="20"/>
               </w:rPr>
             </w:pPr>
@@ -7891,18 +7829,12 @@
         <w:pStyle w:val="ListParagraph"/>
         <w:spacing w:line="276" w:lineRule="auto"/>
         <w:ind w:left="360" w:firstLineChars="0" w:firstLine="0"/>
-        <w:rPr>
-          <w:rFonts w:hint="eastAsia"/>
-        </w:rPr>
       </w:pPr>
     </w:p>
     <w:p>
       <w:pPr>
         <w:spacing w:line="276" w:lineRule="auto"/>
         <w:ind w:firstLine="420"/>
-        <w:rPr>
-          <w:rFonts w:hint="eastAsia"/>
-        </w:rPr>
       </w:pPr>
       <w:r>
         <w:rPr>
@@ -7921,9 +7853,6 @@
       <w:pPr>
         <w:spacing w:line="276" w:lineRule="auto"/>
         <w:ind w:firstLine="420"/>
-        <w:rPr>
-          <w:rFonts w:hint="eastAsia"/>
-        </w:rPr>
       </w:pPr>
       <w:r>
         <w:rPr>
@@ -8025,7 +7954,6 @@
               <w:spacing w:line="276" w:lineRule="auto"/>
               <w:ind w:firstLineChars="0"/>
               <w:rPr>
-                <w:rFonts w:hint="eastAsia"/>
                 <w:szCs w:val="20"/>
               </w:rPr>
             </w:pPr>
@@ -8047,15 +7975,55 @@
               <w:spacing w:line="276" w:lineRule="auto"/>
               <w:ind w:firstLineChars="0"/>
               <w:rPr>
-                <w:szCs w:val="20"/>
-              </w:rPr>
-            </w:pPr>
-            <w:r>
-              <w:rPr>
                 <w:rFonts w:hint="eastAsia"/>
                 <w:szCs w:val="20"/>
               </w:rPr>
+            </w:pPr>
+            <w:r>
+              <w:rPr>
+                <w:rFonts w:hint="eastAsia"/>
+                <w:szCs w:val="20"/>
+              </w:rPr>
               <w:t>桶不存在，执行删除</w:t>
+            </w:r>
+          </w:p>
+          <w:p>
+            <w:pPr>
+              <w:pStyle w:val="ListParagraph"/>
+              <w:numPr>
+                <w:ilvl w:val="0"/>
+                <w:numId w:val="18"/>
+              </w:numPr>
+              <w:spacing w:line="276" w:lineRule="auto"/>
+              <w:ind w:firstLineChars="0"/>
+              <w:rPr>
+                <w:szCs w:val="20"/>
+              </w:rPr>
+            </w:pPr>
+            <w:r>
+              <w:rPr>
+                <w:rFonts w:hint="eastAsia"/>
+                <w:szCs w:val="20"/>
+              </w:rPr>
+              <w:t>桶存在，</w:t>
+            </w:r>
+            <w:commentRangeStart w:id="17"/>
+            <w:r>
+              <w:rPr>
+                <w:rFonts w:hint="eastAsia"/>
+                <w:szCs w:val="20"/>
+              </w:rPr>
+              <w:t>属于其它用户的</w:t>
+            </w:r>
+            <w:commentRangeEnd w:id="17"/>
+            <w:r>
+              <w:rPr>
+                <w:rStyle w:val="CommentReference"/>
+                <w:rFonts w:asciiTheme="minorHAnsi" w:eastAsiaTheme="minorEastAsia" w:hAnsiTheme="minorHAnsi" w:cstheme="minorBidi"/>
+                <w:snapToGrid/>
+                <w:kern w:val="2"/>
+              </w:rPr>
+              <w:commentReference w:id="17"/>
             </w:r>
           </w:p>
         </w:tc>
@@ -8157,9 +8125,6 @@
           <w:p>
             <w:pPr>
               <w:spacing w:line="276" w:lineRule="auto"/>
-              <w:rPr>
-                <w:rFonts w:hint="eastAsia"/>
-              </w:rPr>
             </w:pPr>
             <w:r>
               <w:rPr>
@@ -8183,7 +8148,6 @@
               <w:spacing w:line="276" w:lineRule="auto"/>
               <w:ind w:firstLineChars="0"/>
               <w:rPr>
-                <w:rFonts w:hint="eastAsia"/>
                 <w:szCs w:val="20"/>
               </w:rPr>
             </w:pPr>
@@ -8233,9 +8197,6 @@
         <w:pStyle w:val="ListParagraph"/>
         <w:spacing w:line="276" w:lineRule="auto"/>
         <w:ind w:left="360" w:firstLineChars="0" w:firstLine="0"/>
-        <w:rPr>
-          <w:rFonts w:hint="eastAsia"/>
-        </w:rPr>
       </w:pPr>
     </w:p>
     <w:p>
@@ -8243,9 +8204,6 @@
         <w:pStyle w:val="ListParagraph"/>
         <w:spacing w:line="276" w:lineRule="auto"/>
         <w:ind w:left="360" w:firstLineChars="0" w:firstLine="0"/>
-        <w:rPr>
-          <w:rFonts w:hint="eastAsia"/>
-        </w:rPr>
       </w:pPr>
       <w:r>
         <w:rPr>
@@ -8263,9 +8221,6 @@
         </w:numPr>
         <w:spacing w:line="276" w:lineRule="auto"/>
         <w:ind w:firstLineChars="0"/>
-        <w:rPr>
-          <w:rFonts w:hint="eastAsia"/>
-        </w:rPr>
       </w:pPr>
       <w:r>
         <w:rPr>
@@ -8283,9 +8238,6 @@
         </w:numPr>
         <w:spacing w:line="276" w:lineRule="auto"/>
         <w:ind w:firstLineChars="0"/>
-        <w:rPr>
-          <w:rFonts w:hint="eastAsia"/>
-        </w:rPr>
       </w:pPr>
       <w:r>
         <w:rPr>
@@ -8304,11 +8256,22 @@
         <w:spacing w:line="276" w:lineRule="auto"/>
         <w:ind w:firstLineChars="0"/>
       </w:pPr>
+      <w:commentRangeStart w:id="18"/>
       <w:r>
         <w:rPr>
           <w:rFonts w:hint="eastAsia"/>
         </w:rPr>
         <w:t>同时创建和获取桶</w:t>
+      </w:r>
+      <w:commentRangeEnd w:id="18"/>
+      <w:r>
+        <w:rPr>
+          <w:rStyle w:val="CommentReference"/>
+          <w:rFonts w:asciiTheme="minorHAnsi" w:eastAsiaTheme="minorEastAsia" w:hAnsiTheme="minorHAnsi" w:cstheme="minorBidi"/>
+          <w:snapToGrid/>
+          <w:kern w:val="2"/>
+        </w:rPr>
+        <w:commentReference w:id="18"/>
       </w:r>
     </w:p>
     <w:p>
@@ -8319,7 +8282,7 @@
           <w:rFonts w:ascii="Arial" w:hAnsi="Arial" w:cs="Arial"/>
         </w:rPr>
       </w:pPr>
-      <w:bookmarkStart w:id="16" w:name="_Toc430105226"/>
+      <w:bookmarkStart w:id="19" w:name="_Toc430105226"/>
       <w:r>
         <w:rPr>
           <w:rFonts w:ascii="Arial" w:hAnsi="Arial" w:cs="Arial"/>
@@ -8331,129 +8294,129 @@
           <w:rFonts w:ascii="Arial" w:hAnsi="Arial" w:cs="Arial"/>
         </w:rPr>
         <w:t>分析和设计</w:t>
-      </w:r>
-      <w:bookmarkEnd w:id="16"/>
-    </w:p>
-    <w:p>
-      <w:pPr>
-        <w:spacing w:line="276" w:lineRule="auto"/>
-        <w:ind w:left="720"/>
-      </w:pPr>
-      <w:r>
-        <w:rPr>
-          <w:rFonts w:hint="eastAsia"/>
-        </w:rPr>
-        <w:t>不考虑</w:t>
-      </w:r>
-      <w:r>
-        <w:rPr>
-          <w:rFonts w:hint="eastAsia"/>
-        </w:rPr>
-        <w:t>。</w:t>
-      </w:r>
-    </w:p>
-    <w:p>
-      <w:pPr>
-        <w:pStyle w:val="Heading3"/>
-        <w:spacing w:line="276" w:lineRule="auto"/>
-        <w:rPr>
-          <w:rFonts w:ascii="Arial" w:hAnsi="Arial" w:cs="Arial" w:hint="eastAsia"/>
-        </w:rPr>
-      </w:pPr>
-      <w:bookmarkStart w:id="17" w:name="_Toc430105227"/>
-      <w:r>
-        <w:rPr>
-          <w:rFonts w:ascii="Arial" w:hAnsi="Arial" w:cs="Arial"/>
-        </w:rPr>
-        <w:t>兼容性分析和设计</w:t>
-      </w:r>
-      <w:bookmarkEnd w:id="17"/>
-    </w:p>
-    <w:p>
-      <w:pPr>
-        <w:ind w:left="720"/>
-      </w:pPr>
-      <w:r>
-        <w:rPr>
-          <w:rFonts w:hint="eastAsia"/>
-        </w:rPr>
-        <w:t>不考虑。</w:t>
-      </w:r>
-    </w:p>
-    <w:p>
-      <w:pPr>
-        <w:pStyle w:val="Heading3"/>
-        <w:spacing w:line="276" w:lineRule="auto"/>
-        <w:rPr>
-          <w:rFonts w:ascii="Arial" w:hAnsi="Arial" w:cs="Arial"/>
-        </w:rPr>
-      </w:pPr>
-      <w:bookmarkStart w:id="18" w:name="_Toc430105228"/>
-      <w:r>
-        <w:rPr>
-          <w:rFonts w:ascii="Arial" w:hAnsi="Arial" w:cs="Arial"/>
-        </w:rPr>
-        <w:t>与其它</w:t>
-      </w:r>
-      <w:r>
-        <w:rPr>
-          <w:rFonts w:ascii="Arial" w:hAnsi="Arial" w:cs="Arial"/>
-        </w:rPr>
-        <w:t>story</w:t>
-      </w:r>
-      <w:r>
-        <w:rPr>
-          <w:rFonts w:ascii="Arial" w:hAnsi="Arial" w:cs="Arial"/>
-        </w:rPr>
-        <w:t>和特性交互分析和设计</w:t>
-      </w:r>
-      <w:bookmarkEnd w:id="18"/>
-    </w:p>
-    <w:p>
-      <w:pPr>
-        <w:spacing w:line="276" w:lineRule="auto"/>
-        <w:ind w:left="420" w:firstLine="420"/>
-      </w:pPr>
-      <w:r>
-        <w:rPr>
-          <w:rFonts w:hint="eastAsia"/>
-        </w:rPr>
-        <w:t>无。</w:t>
-      </w:r>
-    </w:p>
-    <w:p>
-      <w:pPr>
-        <w:pStyle w:val="Heading2"/>
-        <w:spacing w:line="276" w:lineRule="auto"/>
-        <w:rPr>
-          <w:rFonts w:cs="Arial"/>
-        </w:rPr>
-      </w:pPr>
-      <w:bookmarkStart w:id="19" w:name="_Toc430105229"/>
-      <w:r>
-        <w:rPr>
-          <w:rFonts w:cs="Arial"/>
-        </w:rPr>
-        <w:t>可测试性分析</w:t>
       </w:r>
       <w:bookmarkEnd w:id="19"/>
     </w:p>
     <w:p>
       <w:pPr>
+        <w:spacing w:line="276" w:lineRule="auto"/>
+        <w:ind w:left="720"/>
+      </w:pPr>
+      <w:r>
+        <w:rPr>
+          <w:rFonts w:hint="eastAsia"/>
+        </w:rPr>
+        <w:t>不考虑</w:t>
+      </w:r>
+      <w:r>
+        <w:rPr>
+          <w:rFonts w:hint="eastAsia"/>
+        </w:rPr>
+        <w:t>。</w:t>
+      </w:r>
+    </w:p>
+    <w:p>
+      <w:pPr>
+        <w:pStyle w:val="Heading3"/>
+        <w:spacing w:line="276" w:lineRule="auto"/>
+        <w:rPr>
+          <w:rFonts w:ascii="Arial" w:hAnsi="Arial" w:cs="Arial"/>
+        </w:rPr>
+      </w:pPr>
+      <w:bookmarkStart w:id="20" w:name="_Toc430105227"/>
+      <w:r>
+        <w:rPr>
+          <w:rFonts w:ascii="Arial" w:hAnsi="Arial" w:cs="Arial"/>
+        </w:rPr>
+        <w:t>兼容性分析和设计</w:t>
+      </w:r>
+      <w:bookmarkEnd w:id="20"/>
+    </w:p>
+    <w:p>
+      <w:pPr>
+        <w:ind w:left="720"/>
+      </w:pPr>
+      <w:r>
+        <w:rPr>
+          <w:rFonts w:hint="eastAsia"/>
+        </w:rPr>
+        <w:t>不考虑。</w:t>
+      </w:r>
+    </w:p>
+    <w:p>
+      <w:pPr>
+        <w:pStyle w:val="Heading3"/>
+        <w:spacing w:line="276" w:lineRule="auto"/>
+        <w:rPr>
+          <w:rFonts w:ascii="Arial" w:hAnsi="Arial" w:cs="Arial"/>
+        </w:rPr>
+      </w:pPr>
+      <w:bookmarkStart w:id="21" w:name="_Toc430105228"/>
+      <w:r>
+        <w:rPr>
+          <w:rFonts w:ascii="Arial" w:hAnsi="Arial" w:cs="Arial"/>
+        </w:rPr>
+        <w:t>与其它</w:t>
+      </w:r>
+      <w:r>
+        <w:rPr>
+          <w:rFonts w:ascii="Arial" w:hAnsi="Arial" w:cs="Arial"/>
+        </w:rPr>
+        <w:t>story</w:t>
+      </w:r>
+      <w:r>
+        <w:rPr>
+          <w:rFonts w:ascii="Arial" w:hAnsi="Arial" w:cs="Arial"/>
+        </w:rPr>
+        <w:t>和特性交互分析和设计</w:t>
+      </w:r>
+      <w:bookmarkEnd w:id="21"/>
+    </w:p>
+    <w:p>
+      <w:pPr>
+        <w:spacing w:line="276" w:lineRule="auto"/>
+        <w:ind w:left="420" w:firstLine="420"/>
+      </w:pPr>
+      <w:r>
+        <w:rPr>
+          <w:rFonts w:hint="eastAsia"/>
+        </w:rPr>
+        <w:t>无。</w:t>
+      </w:r>
+    </w:p>
+    <w:p>
+      <w:pPr>
         <w:pStyle w:val="Heading2"/>
         <w:spacing w:line="276" w:lineRule="auto"/>
         <w:rPr>
           <w:rFonts w:cs="Arial"/>
         </w:rPr>
       </w:pPr>
-      <w:bookmarkStart w:id="20" w:name="_Toc430105230"/>
+      <w:bookmarkStart w:id="22" w:name="_Toc430105229"/>
       <w:r>
         <w:rPr>
           <w:rFonts w:cs="Arial"/>
         </w:rPr>
+        <w:t>可测试性分析</w:t>
+      </w:r>
+      <w:bookmarkEnd w:id="22"/>
+    </w:p>
+    <w:p>
+      <w:pPr>
+        <w:pStyle w:val="Heading2"/>
+        <w:spacing w:line="276" w:lineRule="auto"/>
+        <w:rPr>
+          <w:rFonts w:cs="Arial"/>
+        </w:rPr>
+      </w:pPr>
+      <w:bookmarkStart w:id="23" w:name="_Toc430105230"/>
+      <w:r>
+        <w:rPr>
+          <w:rFonts w:cs="Arial"/>
+        </w:rPr>
         <w:t>自动化分析和设计</w:t>
       </w:r>
-      <w:bookmarkEnd w:id="20"/>
+      <w:bookmarkEnd w:id="23"/>
     </w:p>
     <w:p>
       <w:pPr>
@@ -8529,17 +8492,17 @@
         <w:pStyle w:val="Heading2"/>
         <w:spacing w:line="276" w:lineRule="auto"/>
         <w:rPr>
-          <w:rFonts w:cs="Arial" w:hint="eastAsia"/>
-        </w:rPr>
-      </w:pPr>
-      <w:bookmarkStart w:id="21" w:name="_Toc430105231"/>
-      <w:r>
-        <w:rPr>
           <w:rFonts w:cs="Arial"/>
         </w:rPr>
+      </w:pPr>
+      <w:bookmarkStart w:id="24" w:name="_Toc430105231"/>
+      <w:r>
+        <w:rPr>
+          <w:rFonts w:cs="Arial"/>
+        </w:rPr>
         <w:t>详细测试方法</w:t>
       </w:r>
-      <w:bookmarkEnd w:id="21"/>
+      <w:bookmarkEnd w:id="24"/>
     </w:p>
     <w:p>
       <w:r>
@@ -8563,14 +8526,14 @@
           <w:rFonts w:ascii="Arial" w:hAnsi="Arial" w:cs="Arial"/>
         </w:rPr>
       </w:pPr>
-      <w:bookmarkStart w:id="22" w:name="_Toc430105232"/>
+      <w:bookmarkStart w:id="25" w:name="_Toc430105232"/>
       <w:r>
         <w:rPr>
           <w:rFonts w:ascii="Arial" w:hAnsi="Arial" w:cs="Arial"/>
         </w:rPr>
         <w:t>详细设计</w:t>
       </w:r>
-      <w:bookmarkEnd w:id="22"/>
+      <w:bookmarkEnd w:id="25"/>
     </w:p>
     <w:p>
       <w:pPr>
@@ -8580,14 +8543,14 @@
           <w:rFonts w:ascii="Arial" w:hAnsi="Arial" w:cs="Arial"/>
         </w:rPr>
       </w:pPr>
-      <w:bookmarkStart w:id="23" w:name="_Toc430105233"/>
+      <w:bookmarkStart w:id="26" w:name="_Toc430105233"/>
       <w:r>
         <w:rPr>
           <w:rFonts w:ascii="Arial" w:hAnsi="Arial" w:cs="Arial"/>
         </w:rPr>
         <w:t>验收测试用例</w:t>
       </w:r>
-      <w:bookmarkEnd w:id="23"/>
+      <w:bookmarkEnd w:id="26"/>
     </w:p>
     <w:tbl>
       <w:tblPr>
@@ -8770,18 +8733,26 @@
               <w:spacing w:line="276" w:lineRule="auto"/>
               <w:cnfStyle w:val="000000100000"/>
               <w:rPr>
+                <w:rFonts w:ascii="Arial" w:hAnsi="Arial" w:cs="Arial"/>
+                <w:sz w:val="20"/>
+                <w:szCs w:val="20"/>
+              </w:rPr>
+            </w:pPr>
+            <w:r>
+              <w:rPr>
                 <w:rFonts w:ascii="Arial" w:hAnsi="Arial" w:cs="Arial" w:hint="eastAsia"/>
                 <w:sz w:val="20"/>
                 <w:szCs w:val="20"/>
               </w:rPr>
-            </w:pPr>
+              <w:t>1</w:t>
+            </w:r>
             <w:r>
               <w:rPr>
                 <w:rFonts w:ascii="Arial" w:hAnsi="Arial" w:cs="Arial" w:hint="eastAsia"/>
                 <w:sz w:val="20"/>
                 <w:szCs w:val="20"/>
               </w:rPr>
-              <w:t>1</w:t>
+              <w:t>、</w:t>
             </w:r>
             <w:r>
               <w:rPr>
@@ -8789,7 +8760,7 @@
                 <w:sz w:val="20"/>
                 <w:szCs w:val="20"/>
               </w:rPr>
-              <w:t>、</w:t>
+              <w:t>指定桶名创建</w:t>
             </w:r>
             <w:r>
               <w:rPr>
@@ -8797,7 +8768,8 @@
                 <w:sz w:val="20"/>
                 <w:szCs w:val="20"/>
               </w:rPr>
-              <w:t>指定桶名创建桶</w:t>
+              <w:lastRenderedPageBreak/>
+              <w:t>桶</w:t>
             </w:r>
           </w:p>
           <w:p>
@@ -8811,7 +8783,6 @@
                 <w:sz w:val="20"/>
                 <w:szCs w:val="20"/>
               </w:rPr>
-              <w:lastRenderedPageBreak/>
               <w:t>2</w:t>
             </w:r>
             <w:r>
@@ -8835,9 +8806,6 @@
             <w:pPr>
               <w:spacing w:line="276" w:lineRule="auto"/>
               <w:cnfStyle w:val="000000100000"/>
-              <w:rPr>
-                <w:rFonts w:hint="eastAsia"/>
-              </w:rPr>
             </w:pPr>
             <w:r>
               <w:rPr>
@@ -8856,9 +8824,6 @@
             <w:pPr>
               <w:spacing w:line="276" w:lineRule="auto"/>
               <w:cnfStyle w:val="000000100000"/>
-              <w:rPr>
-                <w:rFonts w:hint="eastAsia"/>
-              </w:rPr>
             </w:pPr>
             <w:r>
               <w:rPr>
@@ -8877,9 +8842,6 @@
             <w:pPr>
               <w:spacing w:line="276" w:lineRule="auto"/>
               <w:cnfStyle w:val="000000100000"/>
-              <w:rPr>
-                <w:rFonts w:hint="eastAsia"/>
-              </w:rPr>
             </w:pPr>
             <w:r>
               <w:rPr>
@@ -8910,9 +8872,6 @@
             <w:pPr>
               <w:spacing w:line="276" w:lineRule="auto"/>
               <w:cnfStyle w:val="000000100000"/>
-              <w:rPr>
-                <w:rFonts w:hint="eastAsia"/>
-              </w:rPr>
             </w:pPr>
             <w:r>
               <w:rPr>
@@ -8931,9 +8890,6 @@
             <w:pPr>
               <w:spacing w:line="276" w:lineRule="auto"/>
               <w:cnfStyle w:val="000000100000"/>
-              <w:rPr>
-                <w:rFonts w:hint="eastAsia"/>
-              </w:rPr>
             </w:pPr>
             <w:r>
               <w:rPr>
@@ -8988,19 +8944,27 @@
               <w:spacing w:line="276" w:lineRule="auto"/>
               <w:cnfStyle w:val="000000100000"/>
               <w:rPr>
+                <w:rFonts w:ascii="Arial" w:hAnsi="Arial" w:cs="Arial"/>
+                <w:sz w:val="20"/>
+                <w:szCs w:val="20"/>
+              </w:rPr>
+            </w:pPr>
+            <w:r>
+              <w:rPr>
                 <w:rFonts w:ascii="Arial" w:hAnsi="Arial" w:cs="Arial" w:hint="eastAsia"/>
                 <w:sz w:val="20"/>
                 <w:szCs w:val="20"/>
               </w:rPr>
-            </w:pPr>
+              <w:lastRenderedPageBreak/>
+              <w:t>1</w:t>
+            </w:r>
             <w:r>
               <w:rPr>
                 <w:rFonts w:ascii="Arial" w:hAnsi="Arial" w:cs="Arial" w:hint="eastAsia"/>
                 <w:sz w:val="20"/>
                 <w:szCs w:val="20"/>
               </w:rPr>
-              <w:lastRenderedPageBreak/>
-              <w:t>1</w:t>
+              <w:t>、</w:t>
             </w:r>
             <w:r>
               <w:rPr>
@@ -9008,7 +8972,7 @@
                 <w:sz w:val="20"/>
                 <w:szCs w:val="20"/>
               </w:rPr>
-              <w:t>、</w:t>
+              <w:t>创建桶成功，</w:t>
             </w:r>
             <w:r>
               <w:rPr>
@@ -9016,7 +8980,8 @@
                 <w:sz w:val="20"/>
                 <w:szCs w:val="20"/>
               </w:rPr>
-              <w:t>创建桶成功，客户端返回成功</w:t>
+              <w:lastRenderedPageBreak/>
+              <w:t>客户端返回成功</w:t>
             </w:r>
           </w:p>
           <w:p>
@@ -9035,7 +9000,6 @@
                 <w:sz w:val="20"/>
                 <w:szCs w:val="20"/>
               </w:rPr>
-              <w:lastRenderedPageBreak/>
               <w:t>2</w:t>
             </w:r>
           </w:p>
@@ -9050,7 +9014,7 @@
               <w:ind w:firstLineChars="0"/>
               <w:cnfStyle w:val="000000100000"/>
               <w:rPr>
-                <w:rFonts w:ascii="Arial" w:hAnsi="Arial" w:cs="Arial" w:hint="eastAsia"/>
+                <w:rFonts w:ascii="Arial" w:hAnsi="Arial" w:cs="Arial"/>
                 <w:sz w:val="20"/>
                 <w:szCs w:val="20"/>
               </w:rPr>
@@ -9075,7 +9039,7 @@
               <w:ind w:firstLineChars="0"/>
               <w:cnfStyle w:val="000000100000"/>
               <w:rPr>
-                <w:rFonts w:ascii="Arial" w:hAnsi="Arial" w:cs="Arial" w:hint="eastAsia"/>
+                <w:rFonts w:ascii="Arial" w:hAnsi="Arial" w:cs="Arial"/>
                 <w:sz w:val="20"/>
                 <w:szCs w:val="20"/>
               </w:rPr>
@@ -9116,7 +9080,7 @@
               <w:ind w:firstLineChars="0"/>
               <w:cnfStyle w:val="000000100000"/>
               <w:rPr>
-                <w:rFonts w:ascii="Arial" w:hAnsi="Arial" w:cs="Arial" w:hint="eastAsia"/>
+                <w:rFonts w:ascii="Arial" w:hAnsi="Arial" w:cs="Arial"/>
                 <w:sz w:val="20"/>
                 <w:szCs w:val="20"/>
               </w:rPr>
@@ -9199,12 +9163,12 @@
       </w:pPr>
     </w:p>
     <w:sectPr>
-      <w:headerReference w:type="even" r:id="rId14"/>
-      <w:headerReference w:type="default" r:id="rId15"/>
-      <w:footerReference w:type="even" r:id="rId16"/>
-      <w:footerReference w:type="default" r:id="rId17"/>
-      <w:headerReference w:type="first" r:id="rId18"/>
-      <w:footerReference w:type="first" r:id="rId19"/>
+      <w:headerReference w:type="even" r:id="rId15"/>
+      <w:headerReference w:type="default" r:id="rId16"/>
+      <w:footerReference w:type="even" r:id="rId17"/>
+      <w:footerReference w:type="default" r:id="rId18"/>
+      <w:headerReference w:type="first" r:id="rId19"/>
+      <w:footerReference w:type="first" r:id="rId20"/>
       <w:pgSz w:w="11906" w:h="16838"/>
       <w:pgMar w:top="1312" w:right="1800" w:bottom="1440" w:left="1800" w:header="779" w:footer="992" w:gutter="0"/>
       <w:cols w:space="425"/>
@@ -9212,6 +9176,92 @@
     </w:sectPr>
   </w:body>
 </w:document>
+</file>
+
+<file path=word/comments.xml><?xml version="1.0" encoding="utf-8"?>
+<w:comments xmlns:ve="http://schemas.openxmlformats.org/markup-compatibility/2006" xmlns:o="urn:schemas-microsoft-com:office:office" xmlns:r="http://schemas.openxmlformats.org/officeDocument/2006/relationships" xmlns:m="http://schemas.openxmlformats.org/officeDocument/2006/math" xmlns:v="urn:schemas-microsoft-com:vml" xmlns:wp="http://schemas.openxmlformats.org/drawingml/2006/wordprocessingDrawing" xmlns:w10="urn:schemas-microsoft-com:office:word" xmlns:w="http://schemas.openxmlformats.org/wordprocessingml/2006/main" xmlns:wne="http://schemas.microsoft.com/office/word/2006/wordml">
+  <w:comment w:id="16" w:author="wuyan" w:date="2018-09-27T09:24:00Z" w:initials="w">
+    <w:p>
+      <w:pPr>
+        <w:pStyle w:val="CommentText"/>
+      </w:pPr>
+      <w:r>
+        <w:rPr>
+          <w:rStyle w:val="CommentReference"/>
+        </w:rPr>
+        <w:annotationRef/>
+      </w:r>
+      <w:r>
+        <w:rPr>
+          <w:rFonts w:hint="eastAsia"/>
+        </w:rPr>
+        <w:t>后面确认下需要覆盖哪些驱动接口？</w:t>
+      </w:r>
+    </w:p>
+  </w:comment>
+  <w:comment w:id="17" w:author="wuyan" w:date="2018-09-27T09:09:00Z" w:initials="w">
+    <w:p>
+      <w:pPr>
+        <w:pStyle w:val="CommentText"/>
+      </w:pPr>
+      <w:r>
+        <w:rPr>
+          <w:rStyle w:val="CommentReference"/>
+        </w:rPr>
+        <w:annotationRef/>
+      </w:r>
+      <w:r>
+        <w:rPr>
+          <w:rFonts w:hint="eastAsia"/>
+        </w:rPr>
+        <w:t>补充后面测试：存在对象时删除</w:t>
+      </w:r>
+    </w:p>
+  </w:comment>
+  <w:comment w:id="18" w:author="wuyan" w:date="2018-09-27T09:13:00Z" w:initials="w">
+    <w:p>
+      <w:pPr>
+        <w:pStyle w:val="CommentText"/>
+      </w:pPr>
+      <w:r>
+        <w:rPr>
+          <w:rStyle w:val="CommentReference"/>
+        </w:rPr>
+        <w:annotationRef/>
+      </w:r>
+      <w:r>
+        <w:rPr>
+          <w:rFonts w:hint="eastAsia"/>
+        </w:rPr>
+        <w:t>并发操作：多个</w:t>
+      </w:r>
+      <w:r>
+        <w:rPr>
+          <w:rFonts w:hint="eastAsia"/>
+        </w:rPr>
+        <w:t>S3</w:t>
+      </w:r>
+      <w:r>
+        <w:rPr>
+          <w:rFonts w:hint="eastAsia"/>
+        </w:rPr>
+        <w:t>连接同一个</w:t>
+      </w:r>
+      <w:r>
+        <w:rPr>
+          <w:rFonts w:hint="eastAsia"/>
+        </w:rPr>
+        <w:t>db</w:t>
+      </w:r>
+      <w:r>
+        <w:rPr>
+          <w:rFonts w:hint="eastAsia"/>
+        </w:rPr>
+        <w:t>，考虑相同用户和不同用户名并发创建桶、删除桶、获取桶</w:t>
+      </w:r>
+    </w:p>
+  </w:comment>
+</w:comments>
 </file>
 
 <file path=word/endnotes.xml><?xml version="1.0" encoding="utf-8"?>
@@ -9274,7 +9324,7 @@
               <w:rPr>
                 <w:noProof/>
               </w:rPr>
-              <w:t>2018-9-25</w:t>
+              <w:t>2018-9-27</w:t>
             </w:r>
           </w:fldSimple>
         </w:p>
@@ -13387,6 +13437,21 @@
 </file>
 
 <file path=customXml/item1.xml><?xml version="1.0" encoding="utf-8"?>
+<p:properties xmlns:p="http://schemas.microsoft.com/office/2006/metadata/properties" xmlns:xsi="http://www.w3.org/2001/XMLSchema-instance">
+  <documentManagement/>
+</p:properties>
+</file>
+
+<file path=customXml/item2.xml><?xml version="1.0" encoding="utf-8"?>
+<?mso-contentType ?>
+<FormTemplates xmlns="http://schemas.microsoft.com/sharepoint/v3/contenttype/forms">
+  <Display>DocumentLibraryForm</Display>
+  <Edit>DocumentLibraryForm</Edit>
+  <New>DocumentLibraryForm</New>
+</FormTemplates>
+</file>
+
+<file path=customXml/item3.xml><?xml version="1.0" encoding="utf-8"?>
 <ct:contentTypeSchema xmlns:ct="http://schemas.microsoft.com/office/2006/metadata/contentType" xmlns:ma="http://schemas.microsoft.com/office/2006/metadata/properties/metaAttributes" ct:_="" ma:_="" ma:contentTypeName="Document" ma:contentTypeID="0x010100C9D738FE56F9DD4F818CEE0622FC80C0" ma:contentTypeVersion="0" ma:contentTypeDescription="Create a new document." ma:contentTypeScope="" ma:versionID="c733d375e9f13075cc482d188b8bae2c">
   <xsd:schema xmlns:xsd="http://www.w3.org/2001/XMLSchema" xmlns:p="http://schemas.microsoft.com/office/2006/metadata/properties" targetNamespace="http://schemas.microsoft.com/office/2006/metadata/properties" ma:root="true" ma:fieldsID="4aeb20c0e3442673af7ee10786458764">
     <xsd:element name="properties">
@@ -13435,26 +13500,27 @@
 </ct:contentTypeSchema>
 </file>
 
-<file path=customXml/item2.xml><?xml version="1.0" encoding="utf-8"?>
-<?mso-contentType ?>
-<FormTemplates xmlns="http://schemas.microsoft.com/sharepoint/v3/contenttype/forms">
-  <Display>DocumentLibraryForm</Display>
-  <Edit>DocumentLibraryForm</Edit>
-  <New>DocumentLibraryForm</New>
-</FormTemplates>
-</file>
-
-<file path=customXml/item3.xml><?xml version="1.0" encoding="utf-8"?>
-<p:properties xmlns:p="http://schemas.microsoft.com/office/2006/metadata/properties" xmlns:xsi="http://www.w3.org/2001/XMLSchema-instance">
-  <documentManagement/>
-</p:properties>
-</file>
-
 <file path=customXml/item4.xml><?xml version="1.0" encoding="utf-8"?>
 <b:Sources xmlns:b="http://schemas.openxmlformats.org/officeDocument/2006/bibliography" xmlns="http://schemas.openxmlformats.org/officeDocument/2006/bibliography" SelectedStyle="\APA.XSL" StyleName="APA"/>
 </file>
 
 <file path=customXml/itemProps1.xml><?xml version="1.0" encoding="utf-8"?>
+<ds:datastoreItem xmlns:ds="http://schemas.openxmlformats.org/officeDocument/2006/customXml" ds:itemID="{283A67FA-FB68-40D1-A1FD-BD4AEE599422}">
+  <ds:schemaRefs>
+    <ds:schemaRef ds:uri="http://schemas.microsoft.com/office/2006/metadata/properties"/>
+  </ds:schemaRefs>
+</ds:datastoreItem>
+</file>
+
+<file path=customXml/itemProps2.xml><?xml version="1.0" encoding="utf-8"?>
+<ds:datastoreItem xmlns:ds="http://schemas.openxmlformats.org/officeDocument/2006/customXml" ds:itemID="{9C2CE626-7193-49AD-BC45-D7AF4DFA65A4}">
+  <ds:schemaRefs>
+    <ds:schemaRef ds:uri="http://schemas.microsoft.com/sharepoint/v3/contenttype/forms"/>
+  </ds:schemaRefs>
+</ds:datastoreItem>
+</file>
+
+<file path=customXml/itemProps3.xml><?xml version="1.0" encoding="utf-8"?>
 <ds:datastoreItem xmlns:ds="http://schemas.openxmlformats.org/officeDocument/2006/customXml" ds:itemID="{94CFB702-9C76-4C98-BCB1-FF31686087A1}">
   <ds:schemaRefs>
     <ds:schemaRef ds:uri="http://schemas.microsoft.com/office/2006/metadata/contentType"/>
@@ -13469,22 +13535,6 @@
 </ds:datastoreItem>
 </file>
 
-<file path=customXml/itemProps2.xml><?xml version="1.0" encoding="utf-8"?>
-<ds:datastoreItem xmlns:ds="http://schemas.openxmlformats.org/officeDocument/2006/customXml" ds:itemID="{9C2CE626-7193-49AD-BC45-D7AF4DFA65A4}">
-  <ds:schemaRefs>
-    <ds:schemaRef ds:uri="http://schemas.microsoft.com/sharepoint/v3/contenttype/forms"/>
-  </ds:schemaRefs>
-</ds:datastoreItem>
-</file>
-
-<file path=customXml/itemProps3.xml><?xml version="1.0" encoding="utf-8"?>
-<ds:datastoreItem xmlns:ds="http://schemas.openxmlformats.org/officeDocument/2006/customXml" ds:itemID="{283A67FA-FB68-40D1-A1FD-BD4AEE599422}">
-  <ds:schemaRefs>
-    <ds:schemaRef ds:uri="http://schemas.microsoft.com/office/2006/metadata/properties"/>
-  </ds:schemaRefs>
-</ds:datastoreItem>
-</file>
-
 <file path=customXml/itemProps4.xml><?xml version="1.0" encoding="utf-8"?>
 <ds:datastoreItem xmlns:ds="http://schemas.openxmlformats.org/officeDocument/2006/customXml" ds:itemID="{0694A551-2EE6-4CF2-8171-91033EC66AF8}">
   <ds:schemaRefs>
